--- a/policies/build/sop_record_masters/AAC/SOP_AAC.4.c_d_e_lab_specimen_tat_critical_results.docx
+++ b/policies/build/sop_record_masters/AAC/SOP_AAC.4.c_d_e_lab_specimen_tat_critical_results.docx
@@ -42,7 +42,7 @@
           </w:p>
           <w:p>
             <w:r>
-              <w:t>This SOP covers three connected things: getting the specimen right, getting the result back in time, and making sure a dangerous result is actually acted on. If you're new to this SOP: a critical result phoned to the right person late is still a miss — 'at the earliest' is the standard, not 'eventually'.</w:t>
+              <w:t>This SOP covers four connected things: getting the specimen right (and rejecting it rather than testing it if it isn't right), getting the result back in time, and making sure a dangerous result is actually acted on even if the first call doesn't get through. If you're new to this SOP: a critical result phoned to the right person late is still a miss, and so is one that was never escalated after the first call went unanswered.</w:t>
             </w:r>
           </w:p>
         </w:tc>
@@ -208,7 +208,7 @@
     </w:p>
     <w:p>
       <w:r>
-        <w:t>This SOP sets out how «Hospital Name» handles laboratory specimens from requisition through to disposal, ensures results are available within a defined time frame, and ensures critical results reach the treating clinician at the earliest.</w:t>
+        <w:t>This SOP sets out how «Hospital Name» handles laboratory specimens from requisition through to disposal — including rejecting an unsuitable specimen rather than testing it — ensures results are available within a defined time frame, and ensures critical results reach the treating clinician at the earliest, with escalation if the first attempt fails.</w:t>
       </w:r>
     </w:p>
     <w:p>
@@ -240,7 +240,7 @@
         <w:t xml:space="preserve">Laboratory In-Charge: </w:t>
       </w:r>
       <w:r>
-        <w:t>maintains the written specimen-handling guidance and the critical-value list, and monitors turnaround time.</w:t>
+        <w:t>maintains the written specimen-handling and specimen-rejection guidance and the critical-value list, and monitors turnaround time.</w:t>
       </w:r>
     </w:p>
     <w:p>
@@ -251,7 +251,7 @@
         <w:t xml:space="preserve">Collecting Staff: </w:t>
       </w:r>
       <w:r>
-        <w:t>follow the written guidance for requisition, collection, identification, handling and transport of every specimen.</w:t>
+        <w:t>follow the written guidance for requisition, collection, identification, handling and transport of every specimen, and recollect a rejected specimen.</w:t>
       </w:r>
     </w:p>
     <w:p>
@@ -325,7 +325,41 @@
         <w:pStyle w:val="Heading2"/>
       </w:pPr>
       <w:r>
-        <w:t>4.2 Turnaround time</w:t>
+        <w:t>4.2 Reject an unsuitable specimen rather than testing it</w:t>
+      </w:r>
+    </w:p>
+    <w:p>
+      <w:r>
+        <w:rPr>
+          <w:b/>
+        </w:rPr>
+        <w:t xml:space="preserve">Why this step matters: </w:t>
+      </w:r>
+      <w:r>
+        <w:t>A haemolysed, clotted, mislabelled or insufficient specimen can produce a result that looks normal but is wrong — testing it anyway, to avoid the delay of a redraw, trades a known problem for an invisible one.</w:t>
+      </w:r>
+    </w:p>
+    <w:p>
+      <w:r>
+        <w:t>1. A specimen is rejected, not tested, if it is mislabelled, unlabelled, clotted or haemolysed where this affects the test, of insufficient quantity, or received outside the stability window for that test.</w:t>
+      </w:r>
+    </w:p>
+    <w:p>
+      <w:r>
+        <w:t>2. Every rejection is logged with the reason, and collecting staff are notified immediately to recollect.</w:t>
+      </w:r>
+    </w:p>
+    <w:p>
+      <w:r>
+        <w:t>3. For a medico-legal or forensic specimen, chain-of-custody documentation (who collected, who transported, who received, with signatures and times at each handoff) accompanies the specimen in addition to normal handling. (Record 2)</w:t>
+      </w:r>
+    </w:p>
+    <w:p>
+      <w:pPr>
+        <w:pStyle w:val="Heading2"/>
+      </w:pPr>
+      <w:r>
+        <w:t>4.3 Turnaround time</w:t>
       </w:r>
     </w:p>
     <w:p>
@@ -341,12 +375,12 @@
     </w:p>
     <w:p>
       <w:r>
-        <w:t>1. Each test category has a defined turnaround time, from specimen receipt to result availability.</w:t>
+        <w:t>1. Each test category has a defined turnaround time, from specimen receipt to result availability, with a shorter defined time for tests ordered as STAT/urgent.</w:t>
       </w:r>
     </w:p>
     <w:p>
       <w:r>
-        <w:t>2. Turnaround time is tracked and reviewed against the defined target. (Record 2)</w:t>
+        <w:t>2. Turnaround time is tracked and reviewed against the defined target. (Record 3)</w:t>
       </w:r>
     </w:p>
     <w:p>
@@ -354,7 +388,7 @@
         <w:pStyle w:val="Heading2"/>
       </w:pPr>
       <w:r>
-        <w:t>4.3 Critical results</w:t>
+        <w:t>4.4 Critical results, with escalation if the first attempt fails</w:t>
       </w:r>
     </w:p>
     <w:p>
@@ -365,7 +399,7 @@
         <w:t xml:space="preserve">Why this step matters: </w:t>
       </w:r>
       <w:r>
-        <w:t>A critical result sitting in a report queue until someone happens to check it is a patient-safety failure waiting to happen — critical values have to be called out and confirmed received, not just filed.</w:t>
+        <w:t>A critical result sitting in a report queue until someone happens to check it is a patient-safety failure waiting to happen — and a single unanswered call cannot be where the process stops either.</w:t>
       </w:r>
     </w:p>
     <w:p>
@@ -375,7 +409,12 @@
     </w:p>
     <w:p>
       <w:r>
-        <w:t>2. A critical result is communicated directly (phone or equivalent) to the treating clinician or nurse at the earliest, and the communication is logged with date, time and recipient. (Record 3)</w:t>
+        <w:t>2. A critical result is communicated directly (phone or equivalent) to the treating clinician or nurse at the earliest, and the communication is logged with date, time and recipient.</w:t>
+      </w:r>
+    </w:p>
+    <w:p>
+      <w:r>
+        <w:t>3. If the treating clinician cannot be reached within a defined time (e.g. 15 minutes), the laboratory escalates to the next person on the facility's on-call or escalation list, and every attempt is logged, not just the one that finally succeeded. (Record 4)</w:t>
       </w:r>
     </w:p>
     <w:p>
@@ -388,7 +427,7 @@
     </w:p>
     <w:p>
       <w:r>
-        <w:t>This SOP produces and maintains Records 1-3 (see the AAC.4 Records folder).</w:t>
+        <w:t>This SOP produces and maintains Records 1-4 (see the AAC.4 Records folder).</w:t>
       </w:r>
     </w:p>
     <w:p>
@@ -453,7 +492,7 @@
     </w:p>
     <w:p>
       <w:r>
-        <w:t>This SOP is reviewed at least annually by the Quality Coordinator together with the Laboratory In-Charge, and sooner if a critical-result delay or specimen-handling error occurs.</w:t>
+        <w:t>This SOP is reviewed at least annually by the Quality Coordinator together with the Laboratory In-Charge, and sooner if a critical-result delay, specimen-handling error, or repeated rejection pattern occurs.</w:t>
       </w:r>
     </w:p>
     <w:sectPr>

--- a/policies/build/sop_record_masters/AAC/SOP_AAC.4.c_d_e_lab_specimen_tat_critical_results.docx
+++ b/policies/build/sop_record_masters/AAC/SOP_AAC.4.c_d_e_lab_specimen_tat_critical_results.docx
@@ -303,6 +303,7 @@
     <w:p>
       <w:pPr>
         <w:pStyle w:val="ListParagraph"/>
+        <w:spacing w:after="200" w:before="40"/>
       </w:pPr>
       <w:r>
         <w:t xml:space="preserve">Ministry of Environment, Forest and Climate Change, Government of India. (2016). </w:t>
@@ -465,6 +466,7 @@
     <w:p>
       <w:pPr>
         <w:pStyle w:val="ListParagraph"/>
+        <w:spacing w:after="200" w:before="40"/>
       </w:pPr>
       <w:r>
         <w:t xml:space="preserve">National Accreditation Board for Hospitals and Healthcare Providers. (2022). Standards for Small Healthcare Organisations (3rd ed.). </w:t>

--- a/policies/build/sop_record_masters/AAC/SOP_AAC.4.c_d_e_lab_specimen_tat_critical_results.docx
+++ b/policies/build/sop_record_masters/AAC/SOP_AAC.4.c_d_e_lab_specimen_tat_critical_results.docx
@@ -303,10 +303,11 @@
     <w:p>
       <w:pPr>
         <w:pStyle w:val="ListParagraph"/>
-        <w:spacing w:after="200" w:before="40"/>
+        <w:spacing w:after="240" w:before="80"/>
+        <w:contextualSpacing w:val="0"/>
       </w:pPr>
       <w:r>
-        <w:t xml:space="preserve">Ministry of Environment, Forest and Climate Change, Government of India. (2016). </w:t>
+        <w:t xml:space="preserve">• Ministry of Environment, Forest and Climate Change, Government of India. (2016). </w:t>
       </w:r>
       <w:hyperlink r:id="rId9">
         <w:r>
@@ -466,10 +467,11 @@
     <w:p>
       <w:pPr>
         <w:pStyle w:val="ListParagraph"/>
-        <w:spacing w:after="200" w:before="40"/>
+        <w:spacing w:after="240" w:before="80"/>
+        <w:contextualSpacing w:val="0"/>
       </w:pPr>
       <w:r>
-        <w:t xml:space="preserve">National Accreditation Board for Hospitals and Healthcare Providers. (2022). Standards for Small Healthcare Organisations (3rd ed.). </w:t>
+        <w:t xml:space="preserve">• National Accreditation Board for Hospitals and Healthcare Providers. (2022). Standards for Small Healthcare Organisations (3rd ed.). </w:t>
       </w:r>
       <w:hyperlink r:id="rId10">
         <w:r>

--- a/policies/build/sop_record_masters/AAC/SOP_AAC.4.c_d_e_lab_specimen_tat_critical_results.docx
+++ b/policies/build/sop_record_masters/AAC/SOP_AAC.4.c_d_e_lab_specimen_tat_critical_results.docx
@@ -416,7 +416,7 @@
     </w:p>
     <w:p>
       <w:r>
-        <w:t>3. If the treating clinician cannot be reached within a defined time (e.g. 15 minutes), the laboratory escalates to the next person on the facility's on-call or escalation list, and every attempt is logged, not just the one that finally succeeded. (Record 4)</w:t>
+        <w:t>3. If the treating clinician cannot be reached within «the hospital-defined escalation time» -- the hospital states this as a specific number of minutes in its own SOP; no external body prescribes it -- the laboratory escalates to the next person on the facility's on-call or escalation list, and every attempt is logged, not just the one that finally succeeded. (Record 4)</w:t>
       </w:r>
     </w:p>
     <w:p>

--- a/policies/build/sop_record_masters/AAC/SOP_AAC.4.c_d_e_lab_specimen_tat_critical_results.docx
+++ b/policies/build/sop_record_masters/AAC/SOP_AAC.4.c_d_e_lab_specimen_tat_critical_results.docx
@@ -14,40 +14,9 @@
     </w:p>
     <w:p>
       <w:r>
-        <w:t>«Hospital Name» — Supports AAC.4.c</w:t>
+        <w:t>«Hospital Name» — SOP-AAC.4.c — Version 1.0</w:t>
       </w:r>
     </w:p>
-    <w:p/>
-    <w:tbl>
-      <w:tblPr>
-        <w:tblStyle w:val="TableGrid"/>
-        <w:tblW w:type="auto" w:w="0"/>
-        <w:tblLook w:firstColumn="1" w:firstRow="1" w:lastColumn="0" w:lastRow="0" w:noHBand="0" w:noVBand="1" w:val="04A0"/>
-      </w:tblPr>
-      <w:tblGrid>
-        <w:gridCol w:w="8640"/>
-      </w:tblGrid>
-      <w:tr>
-        <w:tc>
-          <w:tcPr>
-            <w:tcW w:type="dxa" w:w="8640"/>
-          </w:tcPr>
-          <w:p>
-            <w:r>
-              <w:rPr>
-                <w:b/>
-              </w:rPr>
-              <w:t>Why does this SOP exist? (read this first if you're new)</w:t>
-            </w:r>
-          </w:p>
-          <w:p>
-            <w:r>
-              <w:t>This SOP covers four connected things: getting the specimen right (and rejecting it rather than testing it if it isn't right), getting the result back in time, and making sure a dangerous result is actually acted on even if the first call doesn't get through. If you're new to this SOP: a critical result phoned to the right person late is still a miss, and so is one that was never escalated after the first call went unanswered.</w:t>
-            </w:r>
-          </w:p>
-        </w:tc>
-      </w:tr>
-    </w:tbl>
     <w:p/>
     <w:tbl>
       <w:tblPr>
@@ -62,9 +31,6 @@
         <w:gridCol w:w="2160"/>
       </w:tblGrid>
       <w:tr>
-        <w:trPr>
-          <w:cantSplit/>
-        </w:trPr>
         <w:tc>
           <w:tcPr>
             <w:tcW w:type="dxa" w:w="2160"/>
@@ -81,7 +47,7 @@
           </w:tcPr>
           <w:p>
             <w:r>
-              <w:t>«Hospital to define»</w:t>
+              <w:t>SOP-AAC.4.c</w:t>
             </w:r>
           </w:p>
         </w:tc>
@@ -107,9 +73,6 @@
         </w:tc>
       </w:tr>
       <w:tr>
-        <w:trPr>
-          <w:cantSplit/>
-        </w:trPr>
         <w:tc>
           <w:tcPr>
             <w:tcW w:type="dxa" w:w="2160"/>
@@ -151,51 +114,6 @@
           </w:p>
         </w:tc>
       </w:tr>
-      <w:tr>
-        <w:trPr>
-          <w:cantSplit/>
-        </w:trPr>
-        <w:tc>
-          <w:tcPr>
-            <w:tcW w:type="dxa" w:w="2160"/>
-          </w:tcPr>
-          <w:p>
-            <w:r>
-              <w:t>Prepared By</w:t>
-            </w:r>
-          </w:p>
-        </w:tc>
-        <w:tc>
-          <w:tcPr>
-            <w:tcW w:type="dxa" w:w="2160"/>
-          </w:tcPr>
-          <w:p>
-            <w:r>
-              <w:t>Quality Coordinator   Name: ________   Signature: ________</w:t>
-            </w:r>
-          </w:p>
-        </w:tc>
-        <w:tc>
-          <w:tcPr>
-            <w:tcW w:type="dxa" w:w="2160"/>
-          </w:tcPr>
-          <w:p>
-            <w:r>
-              <w:t>Approved By</w:t>
-            </w:r>
-          </w:p>
-        </w:tc>
-        <w:tc>
-          <w:tcPr>
-            <w:tcW w:type="dxa" w:w="2160"/>
-          </w:tcPr>
-          <w:p>
-            <w:r>
-              <w:t>Medical Superintendent   Name: ________   Signature: ________</w:t>
-            </w:r>
-          </w:p>
-        </w:tc>
-      </w:tr>
     </w:tbl>
     <w:p/>
     <w:p>
@@ -206,9 +124,78 @@
         <w:t>1. Purpose</w:t>
       </w:r>
     </w:p>
+    <w:tbl>
+      <w:tblPr>
+        <w:tblStyle w:val="TableGrid"/>
+        <w:tblW w:type="auto" w:w="0"/>
+        <w:tblLook w:firstColumn="1" w:firstRow="1" w:lastColumn="0" w:lastRow="0" w:noHBand="0" w:noVBand="1" w:val="04A0"/>
+      </w:tblPr>
+      <w:tblGrid>
+        <w:gridCol w:w="8640"/>
+      </w:tblGrid>
+      <w:tr>
+        <w:tc>
+          <w:tcPr>
+            <w:tcW w:type="dxa" w:w="8640"/>
+          </w:tcPr>
+          <w:p>
+            <w:r>
+              <w:t>This SOP sets out how «Hospital Name» handles laboratory specimens from requisition through to disposal -- including rejecting an unsuitable specimen rather than testing it -- ensures results are available within a defined time frame, and ensures critical results reach the treating clinician at the earliest, with escalation if the first attempt fails.</w:t>
+            </w:r>
+          </w:p>
+        </w:tc>
+      </w:tr>
+    </w:tbl>
+    <w:p/>
+    <w:tbl>
+      <w:tblPr>
+        <w:tblStyle w:val="TableGrid"/>
+        <w:tblW w:type="auto" w:w="0"/>
+        <w:tblLook w:firstColumn="1" w:firstRow="1" w:lastColumn="0" w:lastRow="0" w:noHBand="0" w:noVBand="1" w:val="04A0"/>
+      </w:tblPr>
+      <w:tblGrid>
+        <w:gridCol w:w="8640"/>
+      </w:tblGrid>
+      <w:tr>
+        <w:tc>
+          <w:tcPr>
+            <w:tcW w:type="dxa" w:w="8640"/>
+          </w:tcPr>
+          <w:p>
+            <w:r>
+              <w:t>A critically abnormal lab result comes back and the first call to the treating clinician goes unanswered. This SOP is what gets it escalated to the next person on the on-call list immediately, with every attempt logged -- not sitting in a report queue until someone happens to check it.</w:t>
+            </w:r>
+          </w:p>
+        </w:tc>
+      </w:tr>
+    </w:tbl>
+    <w:p/>
+    <w:tbl>
+      <w:tblPr>
+        <w:tblStyle w:val="TableGrid"/>
+        <w:tblW w:type="auto" w:w="0"/>
+        <w:tblLook w:firstColumn="1" w:firstRow="1" w:lastColumn="0" w:lastRow="0" w:noHBand="0" w:noVBand="1" w:val="04A0"/>
+      </w:tblPr>
+      <w:tblGrid>
+        <w:gridCol w:w="8640"/>
+      </w:tblGrid>
+      <w:tr>
+        <w:tc>
+          <w:tcPr>
+            <w:tcW w:type="dxa" w:w="8640"/>
+          </w:tcPr>
+          <w:p>
+            <w:r>
+              <w:t>We do this because a haemolysed, clotted or mislabelled specimen tested anyway can produce a result that looks normal but is wrong, and a critical result that isn't escalated when the first call fails is a patient-safety failure waiting to happen.</w:t>
+            </w:r>
+          </w:p>
+        </w:tc>
+      </w:tr>
+    </w:tbl>
+    <w:p/>
     <w:p>
       <w:r>
-        <w:t>This SOP sets out how «Hospital Name» handles laboratory specimens from requisition through to disposal — including rejecting an unsuitable specimen rather than testing it — ensures results are available within a defined time frame, and ensures critical results reach the treating clinician at the earliest, with escalation if the first attempt fails.</w:t>
+        <w:t>To define how «Hospital Name» handles laboratory specimens, rejects unsuitable ones, meets a defined turnaround time, and communicates critical results with escalation if the first attempt fails.</w:t>
       </w:r>
     </w:p>
     <w:p>
@@ -221,7 +208,18 @@
     </w:p>
     <w:p>
       <w:r>
-        <w:t>This SOP applies to laboratory staff, phlebotomy/sample-collection staff, and every clinician who orders a laboratory test at «Hospital Name».</w:t>
+        <w:rPr>
+          <w:i/>
+        </w:rPr>
+        <w:t xml:space="preserve">Why: </w:t>
+      </w:r>
+      <w:r>
+        <w:t>so laboratory staff, sample-collection staff and every ordering clinician handle a specimen the same way from requisition to result.</w:t>
+      </w:r>
+    </w:p>
+    <w:p>
+      <w:r>
+        <w:t>Applies to laboratory staff, phlebotomy/sample-collection staff, and every clinician who orders a laboratory test.</w:t>
       </w:r>
     </w:p>
     <w:p>
@@ -235,12 +233,23 @@
     <w:p>
       <w:r>
         <w:rPr>
+          <w:i/>
+        </w:rPr>
+        <w:t xml:space="preserve">Why: </w:t>
+      </w:r>
+      <w:r>
+        <w:t>a specimen mishandled or a critical result sitting unescalated is a mistake that reaches the patient, not just the paperwork.</w:t>
+      </w:r>
+    </w:p>
+    <w:p>
+      <w:r>
+        <w:rPr>
           <w:b/>
         </w:rPr>
         <w:t xml:space="preserve">Laboratory In-Charge: </w:t>
       </w:r>
       <w:r>
-        <w:t>maintains the written specimen-handling and specimen-rejection guidance and the critical-value list, and monitors turnaround time.</w:t>
+        <w:t>Maintains the written specimen-handling and specimen-rejection guidance and the critical-value list, and monitors turnaround time.</w:t>
       </w:r>
     </w:p>
     <w:p>
@@ -251,7 +260,7 @@
         <w:t xml:space="preserve">Collecting Staff: </w:t>
       </w:r>
       <w:r>
-        <w:t>follow the written guidance for requisition, collection, identification, handling and transport of every specimen, and recollect a rejected specimen.</w:t>
+        <w:t>Follow the written guidance for requisition, collection, identification, handling and transport of every specimen, and recollect a rejected specimen.</w:t>
       </w:r>
     </w:p>
     <w:p>
@@ -259,7 +268,7 @@
         <w:pStyle w:val="Heading1"/>
       </w:pPr>
       <w:r>
-        <w:t>4. Procedure</w:t>
+        <w:t>4. What to do</w:t>
       </w:r>
     </w:p>
     <w:p>
@@ -267,59 +276,28 @@
         <w:pStyle w:val="Heading2"/>
       </w:pPr>
       <w:r>
-        <w:t>4.1 Requisition, collection and handling</w:t>
+        <w:t>Requisition, collection and handling</w:t>
       </w:r>
     </w:p>
     <w:p>
       <w:r>
         <w:rPr>
-          <w:b/>
+          <w:i/>
         </w:rPr>
-        <w:t xml:space="preserve">Why this step matters: </w:t>
+        <w:t xml:space="preserve">Why: </w:t>
       </w:r>
       <w:r>
-        <w:t>A specimen that is mislabelled or mishandled between collection and testing can produce a result for the wrong patient — written guidance at every step is what closes that gap.</w:t>
+        <w:t>A specimen that is mislabelled or mishandled between collection and testing can produce a result for the wrong patient -- written guidance at every step is what closes that gap.</w:t>
       </w:r>
     </w:p>
     <w:p>
       <w:r>
-        <w:t>1. Every specimen is collected against a documented requisition, labelled with the patient's unique identifier at the bedside or point of collection, and transported to the laboratory per written guidance on handling and timing.</w:t>
+        <w:t>Every specimen is collected against a documented requisition, labelled with the patient's unique identifier at the bedside or point of collection, and transported to the laboratory per written guidance on handling and timing.</w:t>
       </w:r>
     </w:p>
     <w:p>
       <w:r>
-        <w:t>2. Specimens are disposed of per the organisation's biomedical waste procedure once testing is complete. (Record 1)</w:t>
-      </w:r>
-    </w:p>
-    <w:p>
-      <w:r>
-        <w:rPr>
-          <w:b/>
-          <w:i/>
-        </w:rPr>
-        <w:t xml:space="preserve">Technical source(s) for these steps: </w:t>
-      </w:r>
-    </w:p>
-    <w:p>
-      <w:pPr>
-        <w:pStyle w:val="ListParagraph"/>
-        <w:spacing w:after="240" w:before="80"/>
-        <w:contextualSpacing w:val="0"/>
-      </w:pPr>
-      <w:r>
-        <w:t xml:space="preserve">• Ministry of Environment, Forest and Climate Change, Government of India. (2016). </w:t>
-      </w:r>
-      <w:hyperlink r:id="rId9">
-        <w:r>
-          <w:rPr>
-            <w:color w:val="0563C1"/>
-            <w:u w:val="single"/>
-          </w:rPr>
-          <w:t>Bio-Medical Waste Management Rules, 2016 (G.S.R. 343(E), 28-Mar-2016)</w:t>
-        </w:r>
-      </w:hyperlink>
-      <w:r>
-        <w:t>. Statutory requirement for segregation, handling and disposal of specimens and biomedical waste, administered by the Central Pollution Control Board.</w:t>
+        <w:t>Specimens are disposed of per the organisation's biomedical waste procedure once testing is complete.</w:t>
       </w:r>
     </w:p>
     <w:p>
@@ -327,33 +305,33 @@
         <w:pStyle w:val="Heading2"/>
       </w:pPr>
       <w:r>
-        <w:t>4.2 Reject an unsuitable specimen rather than testing it</w:t>
+        <w:t>Reject an unsuitable specimen rather than testing it</w:t>
       </w:r>
     </w:p>
     <w:p>
       <w:r>
         <w:rPr>
-          <w:b/>
+          <w:i/>
         </w:rPr>
-        <w:t xml:space="preserve">Why this step matters: </w:t>
+        <w:t xml:space="preserve">Why: </w:t>
       </w:r>
       <w:r>
-        <w:t>A haemolysed, clotted, mislabelled or insufficient specimen can produce a result that looks normal but is wrong — testing it anyway, to avoid the delay of a redraw, trades a known problem for an invisible one.</w:t>
+        <w:t>A haemolysed, clotted, mislabelled or insufficient specimen can produce a result that looks normal but is wrong -- testing it anyway, to avoid the delay of a redraw, trades a known problem for an invisible one.</w:t>
       </w:r>
     </w:p>
     <w:p>
       <w:r>
-        <w:t>1. A specimen is rejected, not tested, if it is mislabelled, unlabelled, clotted or haemolysed where this affects the test, of insufficient quantity, or received outside the stability window for that test.</w:t>
+        <w:t>A specimen is rejected, not tested, if it is mislabelled, unlabelled, clotted or haemolysed where this affects the test, of insufficient quantity, or received outside the stability window for that test.</w:t>
       </w:r>
     </w:p>
     <w:p>
       <w:r>
-        <w:t>2. Every rejection is logged with the reason, and collecting staff are notified immediately to recollect.</w:t>
+        <w:t>Every rejection is logged with the reason, and collecting staff are notified immediately to recollect.</w:t>
       </w:r>
     </w:p>
     <w:p>
       <w:r>
-        <w:t>3. For a medico-legal or forensic specimen, chain-of-custody documentation (who collected, who transported, who received, with signatures and times at each handoff) accompanies the specimen in addition to normal handling. (Record 2)</w:t>
+        <w:t>For a medico-legal or forensic specimen, chain-of-custody documentation -- who collected, who transported, who received, with signatures and times at each handoff -- accompanies the specimen in addition to normal handling.</w:t>
       </w:r>
     </w:p>
     <w:p>
@@ -361,28 +339,28 @@
         <w:pStyle w:val="Heading2"/>
       </w:pPr>
       <w:r>
-        <w:t>4.3 Turnaround time</w:t>
+        <w:t>Turnaround time</w:t>
       </w:r>
     </w:p>
     <w:p>
       <w:r>
         <w:rPr>
-          <w:b/>
+          <w:i/>
         </w:rPr>
-        <w:t xml:space="preserve">Why this step matters: </w:t>
+        <w:t xml:space="preserve">Why: </w:t>
       </w:r>
       <w:r>
-        <w:t>A result that takes three days to reach the ward for a test the clinician needed same-day isn't actually usable — a defined turnaround time, tracked test by test, is what makes the lab result clinically useful.</w:t>
+        <w:t>A result that takes three days to reach the ward for a test the clinician needed same-day isn't actually usable -- a defined turnaround time, tracked test by test, is what makes the lab result clinically useful.</w:t>
       </w:r>
     </w:p>
     <w:p>
       <w:r>
-        <w:t>1. Each test category has a defined turnaround time, from specimen receipt to result availability, with a shorter defined time for tests ordered as STAT/urgent.</w:t>
+        <w:t>Each test category has a defined turnaround time, from specimen receipt to result availability, with a shorter defined time for tests ordered as STAT/urgent.</w:t>
       </w:r>
     </w:p>
     <w:p>
       <w:r>
-        <w:t>2. Turnaround time is tracked and reviewed against the defined target. (Record 3)</w:t>
+        <w:t>Turnaround time is tracked and reviewed against the defined target.</w:t>
       </w:r>
     </w:p>
     <w:p>
@@ -390,33 +368,33 @@
         <w:pStyle w:val="Heading2"/>
       </w:pPr>
       <w:r>
-        <w:t>4.4 Critical results, with escalation if the first attempt fails</w:t>
+        <w:t>Critical results, with escalation if the first attempt fails</w:t>
       </w:r>
     </w:p>
     <w:p>
       <w:r>
         <w:rPr>
-          <w:b/>
+          <w:i/>
         </w:rPr>
-        <w:t xml:space="preserve">Why this step matters: </w:t>
+        <w:t xml:space="preserve">Why: </w:t>
       </w:r>
       <w:r>
-        <w:t>A critical result sitting in a report queue until someone happens to check it is a patient-safety failure waiting to happen — and a single unanswered call cannot be where the process stops either.</w:t>
+        <w:t>A critical result sitting in a report queue until someone happens to check it is a patient-safety failure waiting to happen -- and a single unanswered call cannot be where the process stops either.</w:t>
       </w:r>
     </w:p>
     <w:p>
       <w:r>
-        <w:t>1. Critical values are defined on a written list, agreed with clinicians.</w:t>
+        <w:t>Critical values are defined on a written list, agreed with clinicians.</w:t>
       </w:r>
     </w:p>
     <w:p>
       <w:r>
-        <w:t>2. A critical result is communicated directly (phone or equivalent) to the treating clinician or nurse at the earliest, and the communication is logged with date, time and recipient.</w:t>
+        <w:t>A critical result is communicated directly -- phone or equivalent -- to the treating clinician or nurse at the earliest, and the communication is logged with date, time and recipient.</w:t>
       </w:r>
     </w:p>
     <w:p>
       <w:r>
-        <w:t>3. If the treating clinician cannot be reached within «the hospital-defined escalation time» -- the hospital states this as a specific number of minutes in its own SOP; no external body prescribes it -- the laboratory escalates to the next person on the facility's on-call or escalation list, and every attempt is logged, not just the one that finally succeeded. (Record 4)</w:t>
+        <w:t>If the treating clinician cannot be reached within the hospital-defined escalation time (a specific number of minutes the hospital states in its own SOP; no external body prescribes it), the laboratory escalates to the next person on the facility's on-call or escalation list, and every attempt is logged, not just the one that finally succeeded.</w:t>
       </w:r>
     </w:p>
     <w:p>
@@ -437,7 +415,7 @@
         <w:pStyle w:val="Heading1"/>
       </w:pPr>
       <w:r>
-        <w:t>6. Related Documents</w:t>
+        <w:t>6. Related SOPs</w:t>
       </w:r>
     </w:p>
     <w:p>
@@ -445,7 +423,54 @@
         <w:pStyle w:val="ListParagraph"/>
       </w:pPr>
       <w:r>
-        <w:t>Policy on Laboratory and Diagnostic Services (AAC.4) — this SOP operationalises steps 5.3, 5.4 and 5.5</w:t>
+        <w:t>Policy on Laboratory and Diagnostic Services (AAC.4)</w:t>
+      </w:r>
+    </w:p>
+    <w:p>
+      <w:pPr>
+        <w:pStyle w:val="Heading1"/>
+      </w:pPr>
+      <w:r>
+        <w:t>7. Review</w:t>
+      </w:r>
+    </w:p>
+    <w:p>
+      <w:r>
+        <w:t>This SOP is reviewed at least annually by the Quality Coordinator together with the Laboratory In-Charge, and sooner if a critical-result delay, specimen-handling error, or repeated rejection pattern occurs.</w:t>
+      </w:r>
+    </w:p>
+    <w:p>
+      <w:r>
+        <w:br w:type="page"/>
+      </w:r>
+    </w:p>
+    <w:p>
+      <w:pPr>
+        <w:pStyle w:val="Heading1"/>
+      </w:pPr>
+      <w:r>
+        <w:t>Appendix — NABH Standard Cross-Reference and Evidence Basis</w:t>
+      </w:r>
+    </w:p>
+    <w:p>
+      <w:r>
+        <w:t>For the Quality Coordinator and NABH assessment use only. The reasoning and real-world triggers for each requirement are already in the body above -- this appendix adds only what the body deliberately leaves out: the exact objective-element code, how this SOP's scope is kept separate from neighbouring standards, and the verified technical source for anything cited.</w:t>
+      </w:r>
+    </w:p>
+    <w:p>
+      <w:pPr>
+        <w:pStyle w:val="Heading2"/>
+      </w:pPr>
+      <w:r>
+        <w:t>Requisition, collection and handling — AAC.4.c</w:t>
+      </w:r>
+    </w:p>
+    <w:p>
+      <w:r>
+        <w:rPr>
+          <w:i/>
+        </w:rPr>
+        <w:t>Verified source(s):</w:t>
       </w:r>
     </w:p>
     <w:p>
@@ -453,25 +478,65 @@
         <w:pStyle w:val="ListParagraph"/>
       </w:pPr>
       <w:r>
-        <w:t>Required Records — AAC.4.c, AAC.4.d, AAC.4.e (see AAC.4 Records folder)</w:t>
+        <w:t xml:space="preserve">• </w:t>
+      </w:r>
+      <w:r>
+        <w:t xml:space="preserve">Ministry of Environment, Forest and Climate Change, Government of India. (2016). </w:t>
+      </w:r>
+      <w:hyperlink r:id="rId9">
+        <w:r>
+          <w:rPr>
+            <w:color w:val="0563C1"/>
+            <w:u w:val="single"/>
+          </w:rPr>
+          <w:t>Bio-Medical Waste Management Rules, 2016</w:t>
+        </w:r>
+      </w:hyperlink>
+      <w:r>
+        <w:t xml:space="preserve"> (G.S.R. 343(E), 28-Mar-2016). Statutory requirement for segregation, handling and disposal of specimens and biomedical waste, administered by the Central Pollution Control Board.</w:t>
       </w:r>
     </w:p>
     <w:p>
       <w:pPr>
-        <w:pStyle w:val="Heading1"/>
+        <w:pStyle w:val="Heading2"/>
       </w:pPr>
       <w:r>
-        <w:t>7. Where This SOP's Requirements Come From (Verified Sources)</w:t>
+        <w:t>Reject an unsuitable specimen rather than testing it — AAC.4.d</w:t>
+      </w:r>
+    </w:p>
+    <w:p>
+      <w:pPr>
+        <w:pStyle w:val="Heading2"/>
+      </w:pPr>
+      <w:r>
+        <w:t>Turnaround time — AAC.4.d</w:t>
+      </w:r>
+    </w:p>
+    <w:p>
+      <w:pPr>
+        <w:pStyle w:val="Heading2"/>
+      </w:pPr>
+      <w:r>
+        <w:t>Critical results, with escalation if the first attempt fails — AAC.4.e</w:t>
+      </w:r>
+    </w:p>
+    <w:p>
+      <w:pPr>
+        <w:pStyle w:val="Heading2"/>
+      </w:pPr>
+      <w:r>
+        <w:t>Full reference list</w:t>
       </w:r>
     </w:p>
     <w:p>
       <w:pPr>
         <w:pStyle w:val="ListParagraph"/>
-        <w:spacing w:after="240" w:before="80"/>
-        <w:contextualSpacing w:val="0"/>
       </w:pPr>
       <w:r>
-        <w:t xml:space="preserve">• National Accreditation Board for Hospitals and Healthcare Providers. (2022). Standards for Small Healthcare Organisations (3rd ed.). </w:t>
+        <w:t xml:space="preserve">• </w:t>
+      </w:r>
+      <w:r>
+        <w:t xml:space="preserve">National Accreditation Board for Hospitals and Healthcare Providers. (2022). Standards for Small Healthcare Organisations (3rd ed.). </w:t>
       </w:r>
       <w:hyperlink r:id="rId10">
         <w:r>
@@ -488,15 +553,25 @@
     </w:p>
     <w:p>
       <w:pPr>
-        <w:pStyle w:val="Heading1"/>
+        <w:pStyle w:val="ListParagraph"/>
       </w:pPr>
       <w:r>
-        <w:t>8. Review</w:t>
+        <w:t xml:space="preserve">• </w:t>
       </w:r>
-    </w:p>
-    <w:p>
       <w:r>
-        <w:t>This SOP is reviewed at least annually by the Quality Coordinator together with the Laboratory In-Charge, and sooner if a critical-result delay, specimen-handling error, or repeated rejection pattern occurs.</w:t>
+        <w:t xml:space="preserve">Ministry of Environment, Forest and Climate Change, Government of India. (2016). </w:t>
+      </w:r>
+      <w:hyperlink r:id="rId9">
+        <w:r>
+          <w:rPr>
+            <w:color w:val="0563C1"/>
+            <w:u w:val="single"/>
+          </w:rPr>
+          <w:t>Bio-Medical Waste Management Rules, 2016</w:t>
+        </w:r>
+      </w:hyperlink>
+      <w:r>
+        <w:t xml:space="preserve"> (G.S.R. 343(E), 28-Mar-2016). Statutory requirement for segregation, handling and disposal of specimens and biomedical waste, administered by the Central Pollution Control Board.</w:t>
       </w:r>
     </w:p>
     <w:sectPr>

--- a/policies/build/sop_record_masters/AAC/SOP_AAC.4.c_d_e_lab_specimen_tat_critical_results.docx
+++ b/policies/build/sop_record_masters/AAC/SOP_AAC.4.c_d_e_lab_specimen_tat_critical_results.docx
@@ -208,12 +208,6 @@
     </w:p>
     <w:p>
       <w:r>
-        <w:rPr>
-          <w:i/>
-        </w:rPr>
-        <w:t xml:space="preserve">Why: </w:t>
-      </w:r>
-      <w:r>
         <w:t>so laboratory staff, sample-collection staff and every ordering clinician handle a specimen the same way from requisition to result.</w:t>
       </w:r>
     </w:p>
@@ -231,12 +225,6 @@
       </w:r>
     </w:p>
     <w:p>
-      <w:r>
-        <w:rPr>
-          <w:i/>
-        </w:rPr>
-        <w:t xml:space="preserve">Why: </w:t>
-      </w:r>
       <w:r>
         <w:t>a specimen mishandled or a critical result sitting unescalated is a mistake that reaches the patient, not just the paperwork.</w:t>
       </w:r>
@@ -281,12 +269,6 @@
     </w:p>
     <w:p>
       <w:r>
-        <w:rPr>
-          <w:i/>
-        </w:rPr>
-        <w:t xml:space="preserve">Why: </w:t>
-      </w:r>
-      <w:r>
         <w:t>A specimen that is mislabelled or mishandled between collection and testing can produce a result for the wrong patient -- written guidance at every step is what closes that gap.</w:t>
       </w:r>
     </w:p>
@@ -309,12 +291,6 @@
       </w:r>
     </w:p>
     <w:p>
-      <w:r>
-        <w:rPr>
-          <w:i/>
-        </w:rPr>
-        <w:t xml:space="preserve">Why: </w:t>
-      </w:r>
       <w:r>
         <w:t>A haemolysed, clotted, mislabelled or insufficient specimen can produce a result that looks normal but is wrong -- testing it anyway, to avoid the delay of a redraw, trades a known problem for an invisible one.</w:t>
       </w:r>
@@ -344,12 +320,6 @@
     </w:p>
     <w:p>
       <w:r>
-        <w:rPr>
-          <w:i/>
-        </w:rPr>
-        <w:t xml:space="preserve">Why: </w:t>
-      </w:r>
-      <w:r>
         <w:t>A result that takes three days to reach the ward for a test the clinician needed same-day isn't actually usable -- a defined turnaround time, tracked test by test, is what makes the lab result clinically useful.</w:t>
       </w:r>
     </w:p>
@@ -372,12 +342,6 @@
       </w:r>
     </w:p>
     <w:p>
-      <w:r>
-        <w:rPr>
-          <w:i/>
-        </w:rPr>
-        <w:t xml:space="preserve">Why: </w:t>
-      </w:r>
       <w:r>
         <w:t>A critical result sitting in a report queue until someone happens to check it is a patient-safety failure waiting to happen -- and a single unanswered call cannot be where the process stops either.</w:t>
       </w:r>
